--- a/public/TBCD-template/PO.KCN-PĐ.docx
+++ b/public/TBCD-template/PO.KCN-PĐ.docx
@@ -1050,42 +1050,42 @@
               <w:rPr>
                 <w:rFonts w:eastAsia="MS Mincho"/>
               </w:rPr>
-              <w:t xml:space="preserve">KCN Phong </w:t>
+              <w:t xml:space="preserve">{area}</w:t>
             </w:r>
             <w:proofErr w:type="spellStart"/>
             <w:r>
               <w:rPr>
                 <w:rFonts w:eastAsia="MS Mincho"/>
               </w:rPr>
-              <w:t>Điền</w:t>
+              <w:t/>
             </w:r>
             <w:proofErr w:type="spellEnd"/>
             <w:r>
               <w:rPr>
                 <w:rFonts w:eastAsia="MS Mincho"/>
               </w:rPr>
-              <w:t xml:space="preserve"> – </w:t>
+              <w:t xml:space="preserve"/>
             </w:r>
             <w:proofErr w:type="spellStart"/>
             <w:r>
               <w:rPr>
                 <w:rFonts w:eastAsia="MS Mincho"/>
               </w:rPr>
-              <w:t>Viglacera</w:t>
+              <w:t/>
             </w:r>
             <w:proofErr w:type="spellEnd"/>
             <w:r>
               <w:rPr>
                 <w:rFonts w:eastAsia="MS Mincho"/>
               </w:rPr>
-              <w:t xml:space="preserve">, TP </w:t>
+              <w:t xml:space="preserve"/>
             </w:r>
             <w:proofErr w:type="spellStart"/>
             <w:r>
               <w:rPr>
                 <w:rFonts w:eastAsia="MS Mincho"/>
               </w:rPr>
-              <w:t>Huế</w:t>
+              <w:t/>
             </w:r>
             <w:proofErr w:type="spellEnd"/>
           </w:p>
@@ -1209,7 +1209,7 @@
                 <w:i/>
                 <w:iCs/>
               </w:rPr>
-              <w:t>slotIndex</w:t>
+              <w:t>appendixNum</w:t>
             </w:r>
             <w:proofErr w:type="spellEnd"/>
             <w:proofErr w:type="gramStart"/>

--- a/public/TBCD-template/PO.KCN-PĐ.docx
+++ b/public/TBCD-template/PO.KCN-PĐ.docx
@@ -752,19 +752,20 @@
     <w:tbl>
       <w:tblPr>
         <w:tblStyle w:val="TableGrid"/>
-        <w:tblW w:w="0" w:type="auto"/>
+        <w:tblW w:w="9059" w:type="dxa"/>
+        <w:tblLayout w:type="fixed"/>
         <w:tblLook w:val="04A0" w:firstRow="1" w:lastRow="0" w:firstColumn="1" w:lastColumn="0" w:noHBand="0" w:noVBand="1"/>
       </w:tblPr>
       <w:tblGrid>
-        <w:gridCol w:w="2115"/>
-        <w:gridCol w:w="1583"/>
-        <w:gridCol w:w="2459"/>
-        <w:gridCol w:w="2904"/>
+        <w:gridCol w:w="669"/>
+        <w:gridCol w:w="3010"/>
+        <w:gridCol w:w="2409"/>
+        <w:gridCol w:w="2971"/>
       </w:tblGrid>
       <w:tr>
         <w:tc>
           <w:tcPr>
-            <w:tcW w:w="0" w:type="auto"/>
+            <w:tcW w:w="669" w:type="dxa"/>
             <w:vAlign w:val="center"/>
           </w:tcPr>
           <w:p>
@@ -789,7 +790,7 @@
         </w:tc>
         <w:tc>
           <w:tcPr>
-            <w:tcW w:w="0" w:type="auto"/>
+            <w:tcW w:w="3010" w:type="dxa"/>
             <w:vAlign w:val="center"/>
           </w:tcPr>
           <w:p>
@@ -834,7 +835,7 @@
         </w:tc>
         <w:tc>
           <w:tcPr>
-            <w:tcW w:w="0" w:type="auto"/>
+            <w:tcW w:w="2409" w:type="dxa"/>
             <w:vAlign w:val="center"/>
           </w:tcPr>
           <w:p>
@@ -869,7 +870,7 @@
         </w:tc>
         <w:tc>
           <w:tcPr>
-            <w:tcW w:w="0" w:type="auto"/>
+            <w:tcW w:w="2971" w:type="dxa"/>
             <w:vAlign w:val="center"/>
           </w:tcPr>
           <w:p>
@@ -899,7 +900,7 @@
         </w:trPr>
         <w:tc>
           <w:tcPr>
-            <w:tcW w:w="0" w:type="auto"/>
+            <w:tcW w:w="669" w:type="dxa"/>
             <w:vAlign w:val="center"/>
           </w:tcPr>
           <w:p>
@@ -948,7 +949,7 @@
         </w:tc>
         <w:tc>
           <w:tcPr>
-            <w:tcW w:w="0" w:type="auto"/>
+            <w:tcW w:w="3010" w:type="dxa"/>
             <w:vAlign w:val="center"/>
           </w:tcPr>
           <w:p>
@@ -1035,7 +1036,7 @@
         </w:tc>
         <w:tc>
           <w:tcPr>
-            <w:tcW w:w="0" w:type="auto"/>
+            <w:tcW w:w="2409" w:type="dxa"/>
             <w:vAlign w:val="center"/>
           </w:tcPr>
           <w:p>
@@ -1092,7 +1093,7 @@
         </w:tc>
         <w:tc>
           <w:tcPr>
-            <w:tcW w:w="0" w:type="auto"/>
+            <w:tcW w:w="2971" w:type="dxa"/>
             <w:vAlign w:val="center"/>
           </w:tcPr>
           <w:p>
